--- a/static/课程文件/2019秋入党申请书格式及要求.docx
+++ b/static/课程文件/2019秋入党申请书格式及要求.docx
@@ -319,113 +319,126 @@
       <w:pPr>
         <w:jc w:val="left"/>
         <w:rPr>
-          <w:rFonts w:hint="eastAsia" w:ascii="宋体" w:hAnsi="宋体" w:cs="宋体"/>
-        </w:rPr>
-      </w:pPr>
-      <w:r>
-        <w:rPr>
-          <w:rFonts w:hint="eastAsia" w:ascii="宋体" w:hAnsi="宋体" w:cs="宋体"/>
-        </w:rPr>
-        <w:t>（2）三个代表（解释并结合自己情况）</w:t>
-      </w:r>
-    </w:p>
-    <w:p>
-      <w:pPr>
-        <w:jc w:val="left"/>
-        <w:rPr>
-          <w:rFonts w:hint="eastAsia" w:ascii="宋体" w:hAnsi="宋体" w:cs="宋体"/>
-        </w:rPr>
-      </w:pPr>
-      <w:r>
-        <w:rPr>
-          <w:rFonts w:hint="eastAsia" w:ascii="宋体" w:hAnsi="宋体" w:cs="宋体"/>
-        </w:rPr>
-        <w:t>（3）科学发展观（解释并结合自己情况）</w:t>
-      </w:r>
-    </w:p>
-    <w:p>
-      <w:pPr>
-        <w:jc w:val="left"/>
-        <w:rPr>
-          <w:rFonts w:hint="eastAsia" w:ascii="宋体" w:hAnsi="宋体" w:cs="宋体"/>
-        </w:rPr>
-      </w:pPr>
-      <w:r>
-        <w:rPr>
-          <w:rFonts w:hint="eastAsia" w:ascii="宋体" w:hAnsi="宋体" w:cs="宋体"/>
-        </w:rPr>
-        <w:t>（4）对于党的认识，以前，现在</w:t>
-      </w:r>
-      <w:r>
-        <w:rPr>
-          <w:rFonts w:hint="eastAsia" w:ascii="宋体" w:hAnsi="宋体" w:cs="宋体"/>
-          <w:lang w:eastAsia="zh-CN"/>
-        </w:rPr>
-        <w:t>（突出转变</w:t>
+          <w:rFonts w:hint="eastAsia" w:ascii="宋体" w:hAnsi="宋体" w:eastAsia="宋体" w:cs="宋体"/>
+          <w:lang w:val="en" w:eastAsia="zh-CN"/>
+        </w:rPr>
+      </w:pPr>
+      <w:r>
+        <w:rPr>
+          <w:rFonts w:hint="eastAsia" w:ascii="宋体" w:hAnsi="宋体" w:cs="宋体"/>
+          <w:lang w:val="en" w:eastAsia="zh-CN"/>
+        </w:rPr>
+        <w:t>（</w:t>
+      </w:r>
+      <w:r>
+        <w:rPr>
+          <w:rFonts w:hint="eastAsia" w:ascii="宋体" w:hAnsi="宋体" w:cs="宋体"/>
+          <w:lang w:val="en-US" w:eastAsia="zh-CN"/>
+        </w:rPr>
+        <w:t>2</w:t>
+      </w:r>
+      <w:r>
+        <w:rPr>
+          <w:rFonts w:hint="eastAsia" w:ascii="宋体" w:hAnsi="宋体" w:cs="宋体"/>
+          <w:lang w:val="en" w:eastAsia="zh-CN"/>
+        </w:rPr>
+        <w:t>）党的理论思想</w:t>
+      </w:r>
+    </w:p>
+    <w:p>
+      <w:pPr>
+        <w:jc w:val="left"/>
+        <w:rPr>
+          <w:rFonts w:hint="eastAsia" w:ascii="宋体" w:hAnsi="宋体" w:cs="宋体"/>
+        </w:rPr>
+      </w:pPr>
+      <w:r>
+        <w:rPr>
+          <w:rFonts w:hint="eastAsia" w:ascii="宋体" w:hAnsi="宋体" w:cs="宋体"/>
+        </w:rPr>
+        <w:t>（</w:t>
+      </w:r>
+      <w:r>
+        <w:rPr>
+          <w:rFonts w:hint="eastAsia" w:ascii="宋体" w:hAnsi="宋体" w:cs="宋体"/>
+          <w:lang w:val="en-US" w:eastAsia="zh-CN"/>
+        </w:rPr>
+        <w:t>3</w:t>
+      </w:r>
+      <w:r>
+        <w:rPr>
+          <w:rFonts w:hint="eastAsia" w:ascii="宋体" w:hAnsi="宋体" w:cs="宋体"/>
+        </w:rPr>
+        <w:t>）从思想，工作，学习，生活四方面论述（结合</w:t>
+      </w:r>
+      <w:r>
+        <w:rPr>
+          <w:rFonts w:hint="default" w:ascii="宋体" w:hAnsi="宋体" w:cs="宋体"/>
+          <w:lang w:val="en-US"/>
+        </w:rPr>
+        <w:t>十九大</w:t>
+      </w:r>
+      <w:r>
+        <w:rPr>
+          <w:rFonts w:hint="eastAsia" w:ascii="宋体" w:hAnsi="宋体" w:cs="宋体"/>
+        </w:rPr>
+        <w:t>党章内容，分四段写，自己的现在的表现和以后该怎么做）</w:t>
+      </w:r>
+    </w:p>
+    <w:p>
+      <w:pPr>
+        <w:jc w:val="left"/>
+        <w:rPr>
+          <w:rFonts w:hint="eastAsia" w:ascii="宋体" w:hAnsi="宋体" w:cs="宋体"/>
+        </w:rPr>
+      </w:pPr>
+      <w:r>
+        <w:rPr>
+          <w:rFonts w:hint="eastAsia" w:ascii="宋体" w:hAnsi="宋体" w:cs="宋体"/>
+        </w:rPr>
+        <w:t>（</w:t>
+      </w:r>
+      <w:r>
+        <w:rPr>
+          <w:rFonts w:hint="eastAsia" w:ascii="宋体" w:hAnsi="宋体" w:cs="宋体"/>
+          <w:lang w:val="en-US" w:eastAsia="zh-CN"/>
+        </w:rPr>
+        <w:t>4</w:t>
+      </w:r>
+      <w:r>
+        <w:rPr>
+          <w:rFonts w:hint="eastAsia" w:ascii="宋体" w:hAnsi="宋体" w:cs="宋体"/>
+        </w:rPr>
+        <w:t>）我知道我离党的要求差距还很大，我的缺点还有很多，如我的性格不够稳重，容易发脾气，政治理论水平也不够高，在日常生活中，处理各种问题还不够成熟等等。我决心用自己的实际行动接受党对我的考验，希望党组织从严要求，以使我更快进步。我将用党员的标准严格要求自己，自觉地接受领导和群众的帮助与监督，努力克服自己的缺点，弥补不足，争取早日在思想上，进而在组织上入党。（辨明自己的缺点，要改动不准直接复制）</w:t>
+      </w:r>
+    </w:p>
+    <w:p>
+      <w:pPr>
+        <w:jc w:val="left"/>
+        <w:rPr>
+          <w:rFonts w:hint="eastAsia" w:ascii="宋体" w:hAnsi="宋体" w:cs="宋体"/>
+        </w:rPr>
+      </w:pPr>
+      <w:r>
+        <w:rPr>
+          <w:rFonts w:hint="eastAsia" w:ascii="宋体" w:hAnsi="宋体" w:cs="宋体"/>
+        </w:rPr>
+        <w:t>（</w:t>
+      </w:r>
+      <w:r>
+        <w:rPr>
+          <w:rFonts w:hint="eastAsia" w:ascii="宋体" w:hAnsi="宋体" w:cs="宋体"/>
+          <w:lang w:val="en-US" w:eastAsia="zh-CN"/>
+        </w:rPr>
+        <w:t>5</w:t>
       </w:r>
       <w:bookmarkStart w:id="0" w:name="_GoBack"/>
       <w:bookmarkEnd w:id="0"/>
       <w:r>
         <w:rPr>
           <w:rFonts w:hint="eastAsia" w:ascii="宋体" w:hAnsi="宋体" w:cs="宋体"/>
-          <w:lang w:eastAsia="zh-CN"/>
-        </w:rPr>
-        <w:t>）</w:t>
-      </w:r>
-    </w:p>
-    <w:p>
-      <w:pPr>
-        <w:jc w:val="left"/>
-        <w:rPr>
-          <w:rFonts w:hint="eastAsia" w:ascii="宋体" w:hAnsi="宋体" w:cs="宋体"/>
-        </w:rPr>
-      </w:pPr>
-      <w:r>
-        <w:rPr>
-          <w:rFonts w:hint="eastAsia" w:ascii="宋体" w:hAnsi="宋体" w:cs="宋体"/>
-        </w:rPr>
-        <w:t>（5）从思想，工作，学习，生活四方面论述（结合</w:t>
-      </w:r>
-      <w:r>
-        <w:rPr>
-          <w:rFonts w:hint="default" w:ascii="宋体" w:hAnsi="宋体" w:cs="宋体"/>
-          <w:lang w:val="en-US"/>
-        </w:rPr>
-        <w:t>十九大</w:t>
-      </w:r>
-      <w:r>
-        <w:rPr>
-          <w:rFonts w:hint="eastAsia" w:ascii="宋体" w:hAnsi="宋体" w:cs="宋体"/>
-        </w:rPr>
-        <w:t>党章内容，分四段写，自己的现在的表现和以后该怎么做）</w:t>
-      </w:r>
-    </w:p>
-    <w:p>
-      <w:pPr>
-        <w:jc w:val="left"/>
-        <w:rPr>
-          <w:rFonts w:hint="eastAsia" w:ascii="宋体" w:hAnsi="宋体" w:cs="宋体"/>
-        </w:rPr>
-      </w:pPr>
-      <w:r>
-        <w:rPr>
-          <w:rFonts w:hint="eastAsia" w:ascii="宋体" w:hAnsi="宋体" w:cs="宋体"/>
-        </w:rPr>
-        <w:t>（6）我知道我离党的要求差距还很大，我的缺点还有很多，如我的性格不够稳重，容易发脾气，政治理论水平也不够高，在日常生活中，处理各种问题还不够成熟等等。我决心用自己的实际行动接受党对我的考验，希望党组织从严要求，以使我更快进步。我将用党员的标准严格要求自己，自觉地接受领导和群众的帮助与监督，努力克服自己的缺点，弥补不足，争取早日在思想上，进而在组织上入党。（辨明自己的缺点，要改动不准直接复制）</w:t>
-      </w:r>
-    </w:p>
-    <w:p>
-      <w:pPr>
-        <w:jc w:val="left"/>
-        <w:rPr>
-          <w:rFonts w:hint="eastAsia" w:ascii="宋体" w:hAnsi="宋体" w:cs="宋体"/>
-        </w:rPr>
-      </w:pPr>
-      <w:r>
-        <w:rPr>
-          <w:rFonts w:hint="eastAsia" w:ascii="宋体" w:hAnsi="宋体" w:cs="宋体"/>
-        </w:rPr>
-        <w:t>（7）请党组织在实践中考验我！（结尾）</w:t>
+        </w:rPr>
+        <w:t>）请党组织在实践中考验我！（结尾）</w:t>
       </w:r>
     </w:p>
     <w:p>
@@ -503,9 +516,7 @@
         <w:t>两个字</w:t>
       </w:r>
     </w:p>
-    <w:p>
-      <w:pPr/>
-    </w:p>
+    <w:p/>
     <w:sectPr>
       <w:pgSz w:w="11906" w:h="16838"/>
       <w:pgMar w:top="1440" w:right="1800" w:bottom="1440" w:left="1800" w:header="851" w:footer="992" w:gutter="0"/>
@@ -517,7 +528,7 @@
 </file>
 
 <file path=word/styles.xml><?xml version="1.0" encoding="utf-8"?>
-<w:styles xmlns:mc="http://schemas.openxmlformats.org/markup-compatibility/2006" xmlns:o="urn:schemas-microsoft-com:office:office" xmlns:r="http://schemas.openxmlformats.org/officeDocument/2006/relationships" xmlns:m="http://schemas.openxmlformats.org/officeDocument/2006/math" xmlns:v="urn:schemas-microsoft-com:vml" xmlns:w="http://schemas.openxmlformats.org/wordprocessingml/2006/main" xmlns:w14="http://schemas.microsoft.com/office/word/2010/wordml" xmlns:w10="urn:schemas-microsoft-com:office:word" xmlns:sl="http://schemas.openxmlformats.org/schemaLibrary/2006/main" mc:Ignorable="w14">
+<w:styles xmlns:mc="http://schemas.openxmlformats.org/markup-compatibility/2006" xmlns:o="urn:schemas-microsoft-com:office:office" xmlns:r="http://schemas.openxmlformats.org/officeDocument/2006/relationships" xmlns:m="http://schemas.openxmlformats.org/officeDocument/2006/math" xmlns:v="urn:schemas-microsoft-com:vml" xmlns:w="http://schemas.openxmlformats.org/wordprocessingml/2006/main" xmlns:w14="http://schemas.microsoft.com/office/word/2010/wordml" xmlns:w10="urn:schemas-microsoft-com:office:word" xmlns:sl="http://schemas.openxmlformats.org/schemaLibrary/2006/main" xmlns:wpsCustomData="http://www.wps.cn/officeDocument/2013/wpsCustomData" mc:Ignorable="w14">
   <w:docDefaults>
     <w:rPrDefault>
       <w:rPr>
@@ -557,7 +568,7 @@
     <w:lsdException w:unhideWhenUsed="0" w:uiPriority="0" w:semiHidden="0" w:name="Normal Indent"/>
     <w:lsdException w:unhideWhenUsed="0" w:uiPriority="0" w:semiHidden="0" w:name="footnote text"/>
     <w:lsdException w:unhideWhenUsed="0" w:uiPriority="0" w:semiHidden="0" w:name="annotation text"/>
-    <w:lsdException w:unhideWhenUsed="0" w:uiPriority="0" w:semiHidden="0" w:name="header"/>
+    <w:lsdException w:qFormat="1" w:unhideWhenUsed="0" w:uiPriority="0" w:semiHidden="0" w:name="header"/>
     <w:lsdException w:qFormat="1" w:unhideWhenUsed="0" w:uiPriority="0" w:semiHidden="0" w:name="footer"/>
     <w:lsdException w:unhideWhenUsed="0" w:uiPriority="0" w:semiHidden="0" w:name="index heading"/>
     <w:lsdException w:qFormat="1" w:uiPriority="0" w:name="caption"/>
@@ -591,7 +602,7 @@
     <w:lsdException w:qFormat="1" w:unhideWhenUsed="0" w:uiPriority="0" w:semiHidden="0" w:name="Title"/>
     <w:lsdException w:unhideWhenUsed="0" w:uiPriority="0" w:semiHidden="0" w:name="Closing"/>
     <w:lsdException w:unhideWhenUsed="0" w:uiPriority="0" w:semiHidden="0" w:name="Signature"/>
-    <w:lsdException w:unhideWhenUsed="0" w:uiPriority="0" w:semiHidden="0" w:name="Default Paragraph Font"/>
+    <w:lsdException w:qFormat="1" w:unhideWhenUsed="0" w:uiPriority="0" w:semiHidden="0" w:name="Default Paragraph Font"/>
     <w:lsdException w:unhideWhenUsed="0" w:uiPriority="0" w:semiHidden="0" w:name="Body Text"/>
     <w:lsdException w:unhideWhenUsed="0" w:uiPriority="0" w:semiHidden="0" w:name="Body Text Indent"/>
     <w:lsdException w:unhideWhenUsed="0" w:uiPriority="0" w:semiHidden="0" w:name="List Continue"/>
@@ -629,7 +640,7 @@
     <w:lsdException w:unhideWhenUsed="0" w:uiPriority="0" w:semiHidden="0" w:name="HTML Sample"/>
     <w:lsdException w:unhideWhenUsed="0" w:uiPriority="0" w:semiHidden="0" w:name="HTML Typewriter"/>
     <w:lsdException w:unhideWhenUsed="0" w:uiPriority="0" w:semiHidden="0" w:name="HTML Variable"/>
-    <w:lsdException w:unhideWhenUsed="0" w:uiPriority="0" w:semiHidden="0" w:name="Normal Table"/>
+    <w:lsdException w:qFormat="1" w:unhideWhenUsed="0" w:uiPriority="0" w:semiHidden="0" w:name="Normal Table"/>
     <w:lsdException w:unhideWhenUsed="0" w:uiPriority="0" w:semiHidden="0" w:name="annotation subject"/>
     <w:lsdException w:unhideWhenUsed="0" w:uiPriority="0" w:semiHidden="0" w:name="Table Simple 1"/>
     <w:lsdException w:unhideWhenUsed="0" w:uiPriority="0" w:semiHidden="0" w:name="Table Simple 2"/>
@@ -790,15 +801,16 @@
       <w:lang w:val="en-US" w:eastAsia="zh-CN" w:bidi="ar-SA"/>
     </w:rPr>
   </w:style>
-  <w:style w:type="character" w:default="1" w:styleId="4">
+  <w:style w:type="character" w:default="1" w:styleId="5">
     <w:name w:val="Default Paragraph Font"/>
+    <w:qFormat/>
     <w:uiPriority w:val="0"/>
   </w:style>
-  <w:style w:type="table" w:default="1" w:styleId="6">
+  <w:style w:type="table" w:default="1" w:styleId="4">
     <w:name w:val="Normal Table"/>
+    <w:qFormat/>
     <w:uiPriority w:val="0"/>
     <w:tblPr>
-      <w:tblLayout w:type="fixed"/>
       <w:tblCellMar>
         <w:top w:w="0" w:type="dxa"/>
         <w:left w:w="108" w:type="dxa"/>
@@ -830,6 +842,7 @@
     <w:name w:val="header"/>
     <w:basedOn w:val="1"/>
     <w:link w:val="7"/>
+    <w:qFormat/>
     <w:uiPriority w:val="0"/>
     <w:pPr>
       <w:pBdr>
@@ -847,7 +860,7 @@
       <w:szCs w:val="18"/>
     </w:rPr>
   </w:style>
-  <w:style w:type="character" w:styleId="5">
+  <w:style w:type="character" w:styleId="6">
     <w:name w:val="Hyperlink"/>
     <w:uiPriority w:val="0"/>
     <w:rPr>
@@ -996,7 +1009,7 @@
         <a:solidFill>
           <a:schemeClr val="phClr"/>
         </a:solidFill>
-        <a:gradFill rotWithShape="1">
+        <a:gradFill rotWithShape="true">
           <a:gsLst>
             <a:gs pos="0">
               <a:schemeClr val="phClr">
@@ -1017,9 +1030,9 @@
               </a:schemeClr>
             </a:gs>
           </a:gsLst>
-          <a:lin ang="16200000" scaled="1"/>
+          <a:lin ang="16200000" scaled="true"/>
         </a:gradFill>
-        <a:gradFill rotWithShape="1">
+        <a:gradFill rotWithShape="true">
           <a:gsLst>
             <a:gs pos="0">
               <a:schemeClr val="phClr">
@@ -1040,7 +1053,7 @@
               </a:schemeClr>
             </a:gs>
           </a:gsLst>
-          <a:lin ang="16200000" scaled="0"/>
+          <a:lin ang="16200000" scaled="false"/>
         </a:gradFill>
       </a:fillStyleLst>
       <a:lnStyleLst>
@@ -1110,7 +1123,7 @@
         <a:solidFill>
           <a:schemeClr val="phClr"/>
         </a:solidFill>
-        <a:gradFill rotWithShape="1">
+        <a:gradFill rotWithShape="true">
           <a:gsLst>
             <a:gs pos="0">
               <a:schemeClr val="phClr">
@@ -1136,7 +1149,7 @@
             <a:fillToRect l="50000" t="-80000" r="50000" b="180000"/>
           </a:path>
         </a:gradFill>
-        <a:gradFill rotWithShape="1">
+        <a:gradFill rotWithShape="true">
           <a:gsLst>
             <a:gs pos="0">
               <a:schemeClr val="phClr">
@@ -1159,7 +1172,6 @@
     </a:fmtScheme>
   </a:themeElements>
   <a:objectDefaults/>
-  <a:extraClrSchemeLst/>
 </a:theme>
 </file>
 
